--- a/ДаняДиплом (1).docx
+++ b/ДаняДиплом (1).docx
@@ -202,7 +202,10 @@
             <w:rPr>
               <w:rFonts w:asciiTheme="minorHAnsi" w:eastAsiaTheme="minorEastAsia" w:hAnsiTheme="minorHAnsi" w:cstheme="minorBidi"/>
               <w:noProof/>
-              <w:sz w:val="22"/>
+              <w:kern w:val="2"/>
+              <w:sz w:val="24"/>
+              <w:szCs w:val="24"/>
+              <w14:ligatures w14:val="standardContextual"/>
             </w:rPr>
           </w:pPr>
           <w:r>
@@ -214,7 +217,7 @@
           <w:r>
             <w:fldChar w:fldCharType="separate"/>
           </w:r>
-          <w:hyperlink w:anchor="_Toc231155696" w:history="1">
+          <w:hyperlink w:anchor="_Toc231637026" w:history="1">
             <w:r>
               <w:rPr>
                 <w:rStyle w:val="af"/>
@@ -241,7 +244,7 @@
                 <w:noProof/>
                 <w:webHidden/>
               </w:rPr>
-              <w:instrText xml:space="preserve"> PAGEREF _Toc231155696 \h </w:instrText>
+              <w:instrText xml:space="preserve"> PAGEREF _Toc231637026 \h </w:instrText>
             </w:r>
             <w:r>
               <w:rPr>
@@ -261,7 +264,7 @@
                 <w:noProof/>
                 <w:webHidden/>
               </w:rPr>
-              <w:t>2</w:t>
+              <w:t>6</w:t>
             </w:r>
             <w:r>
               <w:rPr>
@@ -278,16 +281,19 @@
             <w:rPr>
               <w:rFonts w:asciiTheme="minorHAnsi" w:eastAsiaTheme="minorEastAsia" w:hAnsiTheme="minorHAnsi" w:cstheme="minorBidi"/>
               <w:noProof/>
-              <w:sz w:val="22"/>
+              <w:kern w:val="2"/>
+              <w:sz w:val="24"/>
+              <w:szCs w:val="24"/>
+              <w14:ligatures w14:val="standardContextual"/>
             </w:rPr>
           </w:pPr>
-          <w:hyperlink w:anchor="_Toc231155697" w:history="1">
+          <w:hyperlink w:anchor="_Toc231637027" w:history="1">
             <w:r>
               <w:rPr>
                 <w:rStyle w:val="af"/>
                 <w:noProof/>
               </w:rPr>
-              <w:t>ГЛАВА 1. ТЕОРЕТИКО-АНАЛИТИЧЕСКИЕ ОСНОВЫ АВТОМАТИЗАЦИИ ТОРГОВОЙ ДЕЯТЕЛЬНОСТИ</w:t>
+              <w:t>1. ТЕОРЕТИКО-АНАЛИТИЧЕСКИЕ ОСНОВЫ АВТОМАТИЗАЦИИ ТОРГОВОЙ ДЕЯТЕЛЬНОСТИ</w:t>
             </w:r>
             <w:r>
               <w:rPr>
@@ -308,7 +314,7 @@
                 <w:noProof/>
                 <w:webHidden/>
               </w:rPr>
-              <w:instrText xml:space="preserve"> PAGEREF _Toc231155697 \h </w:instrText>
+              <w:instrText xml:space="preserve"> PAGEREF _Toc231637027 \h </w:instrText>
             </w:r>
             <w:r>
               <w:rPr>
@@ -328,7 +334,7 @@
                 <w:noProof/>
                 <w:webHidden/>
               </w:rPr>
-              <w:t>6</w:t>
+              <w:t>10</w:t>
             </w:r>
             <w:r>
               <w:rPr>
@@ -345,10 +351,13 @@
             <w:rPr>
               <w:rFonts w:asciiTheme="minorHAnsi" w:eastAsiaTheme="minorEastAsia" w:hAnsiTheme="minorHAnsi" w:cstheme="minorBidi"/>
               <w:noProof/>
-              <w:sz w:val="22"/>
+              <w:kern w:val="2"/>
+              <w:sz w:val="24"/>
+              <w:szCs w:val="24"/>
+              <w14:ligatures w14:val="standardContextual"/>
             </w:rPr>
           </w:pPr>
-          <w:hyperlink w:anchor="_Toc231155698" w:history="1">
+          <w:hyperlink w:anchor="_Toc231637028" w:history="1">
             <w:r>
               <w:rPr>
                 <w:rStyle w:val="af"/>
@@ -376,7 +385,7 @@
                 <w:noProof/>
                 <w:webHidden/>
               </w:rPr>
-              <w:instrText xml:space="preserve"> PAGEREF _Toc231155698 \h </w:instrText>
+              <w:instrText xml:space="preserve"> PAGEREF _Toc231637028 \h </w:instrText>
             </w:r>
             <w:r>
               <w:rPr>
@@ -396,7 +405,7 @@
                 <w:noProof/>
                 <w:webHidden/>
               </w:rPr>
-              <w:t>6</w:t>
+              <w:t>10</w:t>
             </w:r>
             <w:r>
               <w:rPr>
@@ -413,10 +422,13 @@
             <w:rPr>
               <w:rFonts w:asciiTheme="minorHAnsi" w:eastAsiaTheme="minorEastAsia" w:hAnsiTheme="minorHAnsi" w:cstheme="minorBidi"/>
               <w:noProof/>
-              <w:sz w:val="22"/>
+              <w:kern w:val="2"/>
+              <w:sz w:val="24"/>
+              <w:szCs w:val="24"/>
+              <w14:ligatures w14:val="standardContextual"/>
             </w:rPr>
           </w:pPr>
-          <w:hyperlink w:anchor="_Toc231155699" w:history="1">
+          <w:hyperlink w:anchor="_Toc231637029" w:history="1">
             <w:r>
               <w:rPr>
                 <w:rStyle w:val="af"/>
@@ -444,7 +456,7 @@
                 <w:noProof/>
                 <w:webHidden/>
               </w:rPr>
-              <w:instrText xml:space="preserve"> PAGEREF _Toc231155699 \h </w:instrText>
+              <w:instrText xml:space="preserve"> PAGEREF _Toc231637029 \h </w:instrText>
             </w:r>
             <w:r>
               <w:rPr>
@@ -464,7 +476,7 @@
                 <w:noProof/>
                 <w:webHidden/>
               </w:rPr>
-              <w:t>8</w:t>
+              <w:t>12</w:t>
             </w:r>
             <w:r>
               <w:rPr>
@@ -481,10 +493,13 @@
             <w:rPr>
               <w:rFonts w:asciiTheme="minorHAnsi" w:eastAsiaTheme="minorEastAsia" w:hAnsiTheme="minorHAnsi" w:cstheme="minorBidi"/>
               <w:noProof/>
-              <w:sz w:val="22"/>
+              <w:kern w:val="2"/>
+              <w:sz w:val="24"/>
+              <w:szCs w:val="24"/>
+              <w14:ligatures w14:val="standardContextual"/>
             </w:rPr>
           </w:pPr>
-          <w:hyperlink w:anchor="_Toc231155700" w:history="1">
+          <w:hyperlink w:anchor="_Toc231637030" w:history="1">
             <w:r>
               <w:rPr>
                 <w:rStyle w:val="af"/>
@@ -513,7 +528,7 @@
                 <w:noProof/>
                 <w:webHidden/>
               </w:rPr>
-              <w:instrText xml:space="preserve"> PAGEREF _Toc231155700 \h </w:instrText>
+              <w:instrText xml:space="preserve"> PAGEREF _Toc231637030 \h </w:instrText>
             </w:r>
             <w:r>
               <w:rPr>
@@ -533,7 +548,7 @@
                 <w:noProof/>
                 <w:webHidden/>
               </w:rPr>
-              <w:t>10</w:t>
+              <w:t>14</w:t>
             </w:r>
             <w:r>
               <w:rPr>
@@ -550,10 +565,13 @@
             <w:rPr>
               <w:rFonts w:asciiTheme="minorHAnsi" w:eastAsiaTheme="minorEastAsia" w:hAnsiTheme="minorHAnsi" w:cstheme="minorBidi"/>
               <w:noProof/>
-              <w:sz w:val="22"/>
+              <w:kern w:val="2"/>
+              <w:sz w:val="24"/>
+              <w:szCs w:val="24"/>
+              <w14:ligatures w14:val="standardContextual"/>
             </w:rPr>
           </w:pPr>
-          <w:hyperlink w:anchor="_Toc231155701" w:history="1">
+          <w:hyperlink w:anchor="_Toc231637031" w:history="1">
             <w:r>
               <w:rPr>
                 <w:rStyle w:val="af"/>
@@ -561,7 +579,7 @@
                 <w:bCs/>
                 <w:noProof/>
               </w:rPr>
-              <w:t>ГЛАВА 2. ПРОЕКТИРОВАНИЕ И АРХИТЕКТУРА        ИНФОРМАЦИОННОЙ СИСТЕМЫ WPFSOP</w:t>
+              <w:t>2. ПРОЕКТИРОВАНИЕ И АРХИТЕКТУРА        ИНФОРМАЦИОННОЙ СИСТЕМЫ WPFSOP</w:t>
             </w:r>
             <w:r>
               <w:rPr>
@@ -582,7 +600,7 @@
                 <w:noProof/>
                 <w:webHidden/>
               </w:rPr>
-              <w:instrText xml:space="preserve"> PAGEREF _Toc231155701 \h </w:instrText>
+              <w:instrText xml:space="preserve"> PAGEREF _Toc231637031 \h </w:instrText>
             </w:r>
             <w:r>
               <w:rPr>
@@ -602,7 +620,7 @@
                 <w:noProof/>
                 <w:webHidden/>
               </w:rPr>
-              <w:t>12</w:t>
+              <w:t>17</w:t>
             </w:r>
             <w:r>
               <w:rPr>
@@ -619,10 +637,13 @@
             <w:rPr>
               <w:rFonts w:asciiTheme="minorHAnsi" w:eastAsiaTheme="minorEastAsia" w:hAnsiTheme="minorHAnsi" w:cstheme="minorBidi"/>
               <w:noProof/>
-              <w:sz w:val="22"/>
+              <w:kern w:val="2"/>
+              <w:sz w:val="24"/>
+              <w:szCs w:val="24"/>
+              <w14:ligatures w14:val="standardContextual"/>
             </w:rPr>
           </w:pPr>
-          <w:hyperlink w:anchor="_Toc231155702" w:history="1">
+          <w:hyperlink w:anchor="_Toc231637032" w:history="1">
             <w:r>
               <w:rPr>
                 <w:rStyle w:val="af"/>
@@ -651,7 +672,7 @@
                 <w:noProof/>
                 <w:webHidden/>
               </w:rPr>
-              <w:instrText xml:space="preserve"> PAGEREF _Toc231155702 \h </w:instrText>
+              <w:instrText xml:space="preserve"> PAGEREF _Toc231637032 \h </w:instrText>
             </w:r>
             <w:r>
               <w:rPr>
@@ -671,7 +692,7 @@
                 <w:noProof/>
                 <w:webHidden/>
               </w:rPr>
-              <w:t>12</w:t>
+              <w:t>17</w:t>
             </w:r>
             <w:r>
               <w:rPr>
@@ -688,10 +709,13 @@
             <w:rPr>
               <w:rFonts w:asciiTheme="minorHAnsi" w:eastAsiaTheme="minorEastAsia" w:hAnsiTheme="minorHAnsi" w:cstheme="minorBidi"/>
               <w:noProof/>
-              <w:sz w:val="22"/>
+              <w:kern w:val="2"/>
+              <w:sz w:val="24"/>
+              <w:szCs w:val="24"/>
+              <w14:ligatures w14:val="standardContextual"/>
             </w:rPr>
           </w:pPr>
-          <w:hyperlink w:anchor="_Toc231155703" w:history="1">
+          <w:hyperlink w:anchor="_Toc231637033" w:history="1">
             <w:r>
               <w:rPr>
                 <w:rStyle w:val="af"/>
@@ -720,7 +744,7 @@
                 <w:noProof/>
                 <w:webHidden/>
               </w:rPr>
-              <w:instrText xml:space="preserve"> PAGEREF _Toc231155703 \h </w:instrText>
+              <w:instrText xml:space="preserve"> PAGEREF _Toc231637033 \h </w:instrText>
             </w:r>
             <w:r>
               <w:rPr>
@@ -740,7 +764,7 @@
                 <w:noProof/>
                 <w:webHidden/>
               </w:rPr>
-              <w:t>14</w:t>
+              <w:t>21</w:t>
             </w:r>
             <w:r>
               <w:rPr>
@@ -757,10 +781,13 @@
             <w:rPr>
               <w:rFonts w:asciiTheme="minorHAnsi" w:eastAsiaTheme="minorEastAsia" w:hAnsiTheme="minorHAnsi" w:cstheme="minorBidi"/>
               <w:noProof/>
-              <w:sz w:val="22"/>
+              <w:kern w:val="2"/>
+              <w:sz w:val="24"/>
+              <w:szCs w:val="24"/>
+              <w14:ligatures w14:val="standardContextual"/>
             </w:rPr>
           </w:pPr>
-          <w:hyperlink w:anchor="_Toc231155704" w:history="1">
+          <w:hyperlink w:anchor="_Toc231637034" w:history="1">
             <w:r>
               <w:rPr>
                 <w:rStyle w:val="af"/>
@@ -789,7 +816,7 @@
                 <w:noProof/>
                 <w:webHidden/>
               </w:rPr>
-              <w:instrText xml:space="preserve"> PAGEREF _Toc231155704 \h </w:instrText>
+              <w:instrText xml:space="preserve"> PAGEREF _Toc231637034 \h </w:instrText>
             </w:r>
             <w:r>
               <w:rPr>
@@ -809,7 +836,507 @@
                 <w:noProof/>
                 <w:webHidden/>
               </w:rPr>
-              <w:t>15</w:t>
+              <w:t>22</w:t>
+            </w:r>
+            <w:r>
+              <w:rPr>
+                <w:noProof/>
+                <w:webHidden/>
+              </w:rPr>
+              <w:fldChar w:fldCharType="end"/>
+            </w:r>
+          </w:hyperlink>
+        </w:p>
+        <w:p>
+          <w:pPr>
+            <w:pStyle w:val="22"/>
+            <w:rPr>
+              <w:rFonts w:asciiTheme="minorHAnsi" w:eastAsiaTheme="minorEastAsia" w:hAnsiTheme="minorHAnsi" w:cstheme="minorBidi"/>
+              <w:noProof/>
+              <w:kern w:val="2"/>
+              <w:sz w:val="24"/>
+              <w:szCs w:val="24"/>
+              <w14:ligatures w14:val="standardContextual"/>
+            </w:rPr>
+          </w:pPr>
+          <w:hyperlink w:anchor="_Toc231637035" w:history="1">
+            <w:r>
+              <w:rPr>
+                <w:rStyle w:val="af"/>
+                <w:b/>
+                <w:bCs/>
+                <w:noProof/>
+              </w:rPr>
+              <w:t>2.4 Разработка интерактивного пользовательского интерфейса (UI/UX) на XAML</w:t>
+            </w:r>
+            <w:r>
+              <w:rPr>
+                <w:noProof/>
+                <w:webHidden/>
+              </w:rPr>
+              <w:tab/>
+            </w:r>
+            <w:r>
+              <w:rPr>
+                <w:noProof/>
+                <w:webHidden/>
+              </w:rPr>
+              <w:fldChar w:fldCharType="begin"/>
+            </w:r>
+            <w:r>
+              <w:rPr>
+                <w:noProof/>
+                <w:webHidden/>
+              </w:rPr>
+              <w:instrText xml:space="preserve"> PAGEREF _Toc231637035 \h </w:instrText>
+            </w:r>
+            <w:r>
+              <w:rPr>
+                <w:noProof/>
+                <w:webHidden/>
+              </w:rPr>
+            </w:r>
+            <w:r>
+              <w:rPr>
+                <w:noProof/>
+                <w:webHidden/>
+              </w:rPr>
+              <w:fldChar w:fldCharType="separate"/>
+            </w:r>
+            <w:r>
+              <w:rPr>
+                <w:noProof/>
+                <w:webHidden/>
+              </w:rPr>
+              <w:t>25</w:t>
+            </w:r>
+            <w:r>
+              <w:rPr>
+                <w:noProof/>
+                <w:webHidden/>
+              </w:rPr>
+              <w:fldChar w:fldCharType="end"/>
+            </w:r>
+          </w:hyperlink>
+        </w:p>
+        <w:p>
+          <w:pPr>
+            <w:pStyle w:val="22"/>
+            <w:rPr>
+              <w:rFonts w:asciiTheme="minorHAnsi" w:eastAsiaTheme="minorEastAsia" w:hAnsiTheme="minorHAnsi" w:cstheme="minorBidi"/>
+              <w:noProof/>
+              <w:kern w:val="2"/>
+              <w:sz w:val="24"/>
+              <w:szCs w:val="24"/>
+              <w14:ligatures w14:val="standardContextual"/>
+            </w:rPr>
+          </w:pPr>
+          <w:hyperlink w:anchor="_Toc231637036" w:history="1">
+            <w:r>
+              <w:rPr>
+                <w:rStyle w:val="af"/>
+                <w:b/>
+                <w:bCs/>
+                <w:noProof/>
+              </w:rPr>
+              <w:t>2.5 Реализация объектно-реляционного взаимодействия на базе Entity Framework Core</w:t>
+            </w:r>
+            <w:r>
+              <w:rPr>
+                <w:noProof/>
+                <w:webHidden/>
+              </w:rPr>
+              <w:tab/>
+            </w:r>
+            <w:r>
+              <w:rPr>
+                <w:noProof/>
+                <w:webHidden/>
+              </w:rPr>
+              <w:fldChar w:fldCharType="begin"/>
+            </w:r>
+            <w:r>
+              <w:rPr>
+                <w:noProof/>
+                <w:webHidden/>
+              </w:rPr>
+              <w:instrText xml:space="preserve"> PAGEREF _Toc231637036 \h </w:instrText>
+            </w:r>
+            <w:r>
+              <w:rPr>
+                <w:noProof/>
+                <w:webHidden/>
+              </w:rPr>
+            </w:r>
+            <w:r>
+              <w:rPr>
+                <w:noProof/>
+                <w:webHidden/>
+              </w:rPr>
+              <w:fldChar w:fldCharType="separate"/>
+            </w:r>
+            <w:r>
+              <w:rPr>
+                <w:noProof/>
+                <w:webHidden/>
+              </w:rPr>
+              <w:t>26</w:t>
+            </w:r>
+            <w:r>
+              <w:rPr>
+                <w:noProof/>
+                <w:webHidden/>
+              </w:rPr>
+              <w:fldChar w:fldCharType="end"/>
+            </w:r>
+          </w:hyperlink>
+        </w:p>
+        <w:p>
+          <w:pPr>
+            <w:pStyle w:val="22"/>
+            <w:rPr>
+              <w:rFonts w:asciiTheme="minorHAnsi" w:eastAsiaTheme="minorEastAsia" w:hAnsiTheme="minorHAnsi" w:cstheme="minorBidi"/>
+              <w:noProof/>
+              <w:kern w:val="2"/>
+              <w:sz w:val="24"/>
+              <w:szCs w:val="24"/>
+              <w14:ligatures w14:val="standardContextual"/>
+            </w:rPr>
+          </w:pPr>
+          <w:hyperlink w:anchor="_Toc231637037" w:history="1">
+            <w:r>
+              <w:rPr>
+                <w:rStyle w:val="af"/>
+                <w:b/>
+                <w:bCs/>
+                <w:noProof/>
+              </w:rPr>
+              <w:t>2.6 Проектирование модулей оформления продаж, кассовых смен и складского контроля</w:t>
+            </w:r>
+            <w:r>
+              <w:rPr>
+                <w:noProof/>
+                <w:webHidden/>
+              </w:rPr>
+              <w:tab/>
+            </w:r>
+            <w:r>
+              <w:rPr>
+                <w:noProof/>
+                <w:webHidden/>
+              </w:rPr>
+              <w:fldChar w:fldCharType="begin"/>
+            </w:r>
+            <w:r>
+              <w:rPr>
+                <w:noProof/>
+                <w:webHidden/>
+              </w:rPr>
+              <w:instrText xml:space="preserve"> PAGEREF _Toc231637037 \h </w:instrText>
+            </w:r>
+            <w:r>
+              <w:rPr>
+                <w:noProof/>
+                <w:webHidden/>
+              </w:rPr>
+            </w:r>
+            <w:r>
+              <w:rPr>
+                <w:noProof/>
+                <w:webHidden/>
+              </w:rPr>
+              <w:fldChar w:fldCharType="separate"/>
+            </w:r>
+            <w:r>
+              <w:rPr>
+                <w:noProof/>
+                <w:webHidden/>
+              </w:rPr>
+              <w:t>27</w:t>
+            </w:r>
+            <w:r>
+              <w:rPr>
+                <w:noProof/>
+                <w:webHidden/>
+              </w:rPr>
+              <w:fldChar w:fldCharType="end"/>
+            </w:r>
+          </w:hyperlink>
+        </w:p>
+        <w:p>
+          <w:pPr>
+            <w:pStyle w:val="22"/>
+            <w:rPr>
+              <w:rStyle w:val="af"/>
+              <w:noProof/>
+            </w:rPr>
+          </w:pPr>
+          <w:hyperlink w:anchor="_Toc231637038" w:history="1">
+            <w:r>
+              <w:rPr>
+                <w:rStyle w:val="af"/>
+                <w:b/>
+                <w:bCs/>
+                <w:noProof/>
+              </w:rPr>
+              <w:t>2.7 Обеспечение безопасности данных и разграничение прав доступа пользователей</w:t>
+            </w:r>
+            <w:r>
+              <w:rPr>
+                <w:noProof/>
+                <w:webHidden/>
+              </w:rPr>
+              <w:tab/>
+            </w:r>
+            <w:r>
+              <w:rPr>
+                <w:noProof/>
+                <w:webHidden/>
+              </w:rPr>
+              <w:fldChar w:fldCharType="begin"/>
+            </w:r>
+            <w:r>
+              <w:rPr>
+                <w:noProof/>
+                <w:webHidden/>
+              </w:rPr>
+              <w:instrText xml:space="preserve"> PAGEREF _Toc231637038 \h </w:instrText>
+            </w:r>
+            <w:r>
+              <w:rPr>
+                <w:noProof/>
+                <w:webHidden/>
+              </w:rPr>
+            </w:r>
+            <w:r>
+              <w:rPr>
+                <w:noProof/>
+                <w:webHidden/>
+              </w:rPr>
+              <w:fldChar w:fldCharType="separate"/>
+            </w:r>
+            <w:r>
+              <w:rPr>
+                <w:noProof/>
+                <w:webHidden/>
+              </w:rPr>
+              <w:t>28</w:t>
+            </w:r>
+            <w:r>
+              <w:rPr>
+                <w:noProof/>
+                <w:webHidden/>
+              </w:rPr>
+              <w:fldChar w:fldCharType="end"/>
+            </w:r>
+          </w:hyperlink>
+        </w:p>
+        <w:p/>
+        <w:p/>
+        <w:p/>
+        <w:p/>
+        <w:p/>
+        <w:p/>
+        <w:p>
+          <w:pPr>
+            <w:pStyle w:val="12"/>
+            <w:rPr>
+              <w:rFonts w:asciiTheme="minorHAnsi" w:eastAsiaTheme="minorEastAsia" w:hAnsiTheme="minorHAnsi" w:cstheme="minorBidi"/>
+              <w:noProof/>
+              <w:kern w:val="2"/>
+              <w:sz w:val="24"/>
+              <w:szCs w:val="24"/>
+              <w14:ligatures w14:val="standardContextual"/>
+            </w:rPr>
+          </w:pPr>
+          <w:hyperlink w:anchor="_Toc231637039" w:history="1">
+            <w:r>
+              <w:rPr>
+                <w:rStyle w:val="af"/>
+                <w:noProof/>
+              </w:rPr>
+              <w:t>3. ЭКОНОМИЧЕСКОЕ ОБОСНОВАНИЕ РАЗРАБОТКИ</w:t>
+            </w:r>
+            <w:r>
+              <w:rPr>
+                <w:noProof/>
+                <w:webHidden/>
+              </w:rPr>
+              <w:tab/>
+            </w:r>
+            <w:r>
+              <w:rPr>
+                <w:noProof/>
+                <w:webHidden/>
+              </w:rPr>
+              <w:fldChar w:fldCharType="begin"/>
+            </w:r>
+            <w:r>
+              <w:rPr>
+                <w:noProof/>
+                <w:webHidden/>
+              </w:rPr>
+              <w:instrText xml:space="preserve"> PAGEREF _Toc231637039 \h </w:instrText>
+            </w:r>
+            <w:r>
+              <w:rPr>
+                <w:noProof/>
+                <w:webHidden/>
+              </w:rPr>
+            </w:r>
+            <w:r>
+              <w:rPr>
+                <w:noProof/>
+                <w:webHidden/>
+              </w:rPr>
+              <w:fldChar w:fldCharType="separate"/>
+            </w:r>
+            <w:r>
+              <w:rPr>
+                <w:noProof/>
+                <w:webHidden/>
+              </w:rPr>
+              <w:t>34</w:t>
+            </w:r>
+            <w:r>
+              <w:rPr>
+                <w:noProof/>
+                <w:webHidden/>
+              </w:rPr>
+              <w:fldChar w:fldCharType="end"/>
+            </w:r>
+          </w:hyperlink>
+        </w:p>
+        <w:p>
+          <w:pPr>
+            <w:pStyle w:val="22"/>
+            <w:rPr>
+              <w:rFonts w:asciiTheme="minorHAnsi" w:eastAsiaTheme="minorEastAsia" w:hAnsiTheme="minorHAnsi" w:cstheme="minorBidi"/>
+              <w:noProof/>
+              <w:kern w:val="2"/>
+              <w:sz w:val="24"/>
+              <w:szCs w:val="24"/>
+              <w14:ligatures w14:val="standardContextual"/>
+            </w:rPr>
+          </w:pPr>
+          <w:hyperlink w:anchor="_Toc231637040" w:history="1">
+            <w:r>
+              <w:rPr>
+                <w:rStyle w:val="af"/>
+                <w:noProof/>
+              </w:rPr>
+              <w:t>3.1 Состав и время выполнения работ</w:t>
+            </w:r>
+            <w:r>
+              <w:rPr>
+                <w:noProof/>
+                <w:webHidden/>
+              </w:rPr>
+              <w:tab/>
+            </w:r>
+            <w:r>
+              <w:rPr>
+                <w:noProof/>
+                <w:webHidden/>
+              </w:rPr>
+              <w:fldChar w:fldCharType="begin"/>
+            </w:r>
+            <w:r>
+              <w:rPr>
+                <w:noProof/>
+                <w:webHidden/>
+              </w:rPr>
+              <w:instrText xml:space="preserve"> PAGEREF _Toc231637040 \h </w:instrText>
+            </w:r>
+            <w:r>
+              <w:rPr>
+                <w:noProof/>
+                <w:webHidden/>
+              </w:rPr>
+            </w:r>
+            <w:r>
+              <w:rPr>
+                <w:noProof/>
+                <w:webHidden/>
+              </w:rPr>
+              <w:fldChar w:fldCharType="separate"/>
+            </w:r>
+            <w:r>
+              <w:rPr>
+                <w:noProof/>
+                <w:webHidden/>
+              </w:rPr>
+              <w:t>34</w:t>
+            </w:r>
+            <w:r>
+              <w:rPr>
+                <w:noProof/>
+                <w:webHidden/>
+              </w:rPr>
+              <w:fldChar w:fldCharType="end"/>
+            </w:r>
+          </w:hyperlink>
+        </w:p>
+        <w:p>
+          <w:pPr>
+            <w:pStyle w:val="22"/>
+            <w:rPr>
+              <w:rFonts w:asciiTheme="minorHAnsi" w:eastAsiaTheme="minorEastAsia" w:hAnsiTheme="minorHAnsi" w:cstheme="minorBidi"/>
+              <w:noProof/>
+              <w:kern w:val="2"/>
+              <w:sz w:val="24"/>
+              <w:szCs w:val="24"/>
+              <w14:ligatures w14:val="standardContextual"/>
+            </w:rPr>
+          </w:pPr>
+          <w:hyperlink w:anchor="_Toc231637041" w:history="1">
+            <w:r>
+              <w:rPr>
+                <w:rStyle w:val="af"/>
+                <w:noProof/>
+              </w:rPr>
+              <w:t>3.2 Расчет себестоимости разработки</w:t>
+            </w:r>
+            <w:r>
+              <w:rPr>
+                <w:noProof/>
+                <w:webHidden/>
+              </w:rPr>
+              <w:tab/>
+            </w:r>
+            <w:r>
+              <w:rPr>
+                <w:noProof/>
+                <w:webHidden/>
+              </w:rPr>
+              <w:fldChar w:fldCharType="begin"/>
+            </w:r>
+            <w:r>
+              <w:rPr>
+                <w:noProof/>
+                <w:webHidden/>
+              </w:rPr>
+              <w:instrText xml:space="preserve"> PAGEREF _Toc231637041 \h </w:instrText>
+            </w:r>
+            <w:r>
+              <w:rPr>
+                <w:noProof/>
+                <w:webHidden/>
+              </w:rPr>
+            </w:r>
+            <w:r>
+              <w:rPr>
+                <w:noProof/>
+                <w:webHidden/>
+              </w:rPr>
+              <w:fldChar w:fldCharType="separate"/>
+            </w:r>
+            <w:r>
+              <w:rPr>
+                <w:noProof/>
+                <w:webHidden/>
+              </w:rPr>
+              <w:t>35</w:t>
             </w:r>
             <w:r>
               <w:rPr>
@@ -826,18 +1353,20 @@
             <w:rPr>
               <w:rFonts w:asciiTheme="minorHAnsi" w:eastAsiaTheme="minorEastAsia" w:hAnsiTheme="minorHAnsi" w:cstheme="minorBidi"/>
               <w:noProof/>
-              <w:sz w:val="22"/>
+              <w:kern w:val="2"/>
+              <w:sz w:val="24"/>
+              <w:szCs w:val="24"/>
+              <w14:ligatures w14:val="standardContextual"/>
             </w:rPr>
           </w:pPr>
-          <w:hyperlink w:anchor="_Toc231155705" w:history="1">
+          <w:hyperlink w:anchor="_Toc231637042" w:history="1">
             <w:r>
               <w:rPr>
                 <w:rStyle w:val="af"/>
-                <w:b/>
                 <w:bCs/>
                 <w:noProof/>
               </w:rPr>
-              <w:t>ГЛАВА 2. ххххххххххххххххххх</w:t>
+              <w:t>4. ПРАВИЛА И НОРМЫ ТЕХНИКИ БЕЗОПАСТНОСТИ ПРИ РАБОТЕ С ВЫЧИСЛИТЕЛЬНОЙ ТЕХНИКОЙ</w:t>
             </w:r>
             <w:r>
               <w:rPr>
@@ -858,7 +1387,7 @@
                 <w:noProof/>
                 <w:webHidden/>
               </w:rPr>
-              <w:instrText xml:space="preserve"> PAGEREF _Toc231155705 \h </w:instrText>
+              <w:instrText xml:space="preserve"> PAGEREF _Toc231637042 \h </w:instrText>
             </w:r>
             <w:r>
               <w:rPr>
@@ -878,7 +1407,7 @@
                 <w:noProof/>
                 <w:webHidden/>
               </w:rPr>
-              <w:t>17</w:t>
+              <w:t>40</w:t>
             </w:r>
             <w:r>
               <w:rPr>
@@ -895,10 +1424,13 @@
             <w:rPr>
               <w:rFonts w:asciiTheme="minorHAnsi" w:eastAsiaTheme="minorEastAsia" w:hAnsiTheme="minorHAnsi" w:cstheme="minorBidi"/>
               <w:noProof/>
-              <w:sz w:val="22"/>
+              <w:kern w:val="2"/>
+              <w:sz w:val="24"/>
+              <w:szCs w:val="24"/>
+              <w14:ligatures w14:val="standardContextual"/>
             </w:rPr>
           </w:pPr>
-          <w:hyperlink w:anchor="_Toc231155706" w:history="1">
+          <w:hyperlink w:anchor="_Toc231637043" w:history="1">
             <w:r>
               <w:rPr>
                 <w:rStyle w:val="af"/>
@@ -906,7 +1438,7 @@
                 <w:bCs/>
                 <w:noProof/>
               </w:rPr>
-              <w:t>ГЛАВА 3. ПРАКТИЧЕСКАЯ РЕАЛИЗАЦИЯ И ПРОГРАММНЫЕ РЕШЕНИЯ</w:t>
+              <w:t>ЗАКЛЮЧЕНИЕ</w:t>
             </w:r>
             <w:r>
               <w:rPr>
@@ -927,7 +1459,7 @@
                 <w:noProof/>
                 <w:webHidden/>
               </w:rPr>
-              <w:instrText xml:space="preserve"> PAGEREF _Toc231155706 \h </w:instrText>
+              <w:instrText xml:space="preserve"> PAGEREF _Toc231637043 \h </w:instrText>
             </w:r>
             <w:r>
               <w:rPr>
@@ -947,214 +1479,7 @@
                 <w:noProof/>
                 <w:webHidden/>
               </w:rPr>
-              <w:t>18</w:t>
-            </w:r>
-            <w:r>
-              <w:rPr>
-                <w:noProof/>
-                <w:webHidden/>
-              </w:rPr>
-              <w:fldChar w:fldCharType="end"/>
-            </w:r>
-          </w:hyperlink>
-        </w:p>
-        <w:p>
-          <w:pPr>
-            <w:pStyle w:val="22"/>
-            <w:rPr>
-              <w:rFonts w:asciiTheme="minorHAnsi" w:eastAsiaTheme="minorEastAsia" w:hAnsiTheme="minorHAnsi" w:cstheme="minorBidi"/>
-              <w:noProof/>
-              <w:sz w:val="22"/>
-            </w:rPr>
-          </w:pPr>
-          <w:hyperlink w:anchor="_Toc231155707" w:history="1">
-            <w:r>
-              <w:rPr>
-                <w:rStyle w:val="af"/>
-                <w:b/>
-                <w:bCs/>
-                <w:noProof/>
-              </w:rPr>
-              <w:t>3.1 Разработка интерактивного пользовательского интерфейса (UI/UX) на XAML</w:t>
-            </w:r>
-            <w:r>
-              <w:rPr>
-                <w:noProof/>
-                <w:webHidden/>
-              </w:rPr>
-              <w:tab/>
-            </w:r>
-            <w:r>
-              <w:rPr>
-                <w:noProof/>
-                <w:webHidden/>
-              </w:rPr>
-              <w:fldChar w:fldCharType="begin"/>
-            </w:r>
-            <w:r>
-              <w:rPr>
-                <w:noProof/>
-                <w:webHidden/>
-              </w:rPr>
-              <w:instrText xml:space="preserve"> PAGEREF _Toc231155707 \h </w:instrText>
-            </w:r>
-            <w:r>
-              <w:rPr>
-                <w:noProof/>
-                <w:webHidden/>
-              </w:rPr>
-            </w:r>
-            <w:r>
-              <w:rPr>
-                <w:noProof/>
-                <w:webHidden/>
-              </w:rPr>
-              <w:fldChar w:fldCharType="separate"/>
-            </w:r>
-            <w:r>
-              <w:rPr>
-                <w:noProof/>
-                <w:webHidden/>
-              </w:rPr>
-              <w:t>18</w:t>
-            </w:r>
-            <w:r>
-              <w:rPr>
-                <w:noProof/>
-                <w:webHidden/>
-              </w:rPr>
-              <w:fldChar w:fldCharType="end"/>
-            </w:r>
-          </w:hyperlink>
-        </w:p>
-        <w:p>
-          <w:pPr>
-            <w:pStyle w:val="22"/>
-            <w:rPr>
-              <w:rFonts w:asciiTheme="minorHAnsi" w:eastAsiaTheme="minorEastAsia" w:hAnsiTheme="minorHAnsi" w:cstheme="minorBidi"/>
-              <w:noProof/>
-              <w:sz w:val="22"/>
-            </w:rPr>
-          </w:pPr>
-          <w:hyperlink w:anchor="_Toc231155708" w:history="1">
-            <w:r>
-              <w:rPr>
-                <w:rStyle w:val="af"/>
-                <w:b/>
-                <w:bCs/>
-                <w:noProof/>
-              </w:rPr>
-              <w:t>3.2 Реализация объектно-реляционного взаимодействия на базе Entity Framework Core</w:t>
-            </w:r>
-            <w:r>
-              <w:rPr>
-                <w:noProof/>
-                <w:webHidden/>
-              </w:rPr>
-              <w:tab/>
-            </w:r>
-            <w:r>
-              <w:rPr>
-                <w:noProof/>
-                <w:webHidden/>
-              </w:rPr>
-              <w:fldChar w:fldCharType="begin"/>
-            </w:r>
-            <w:r>
-              <w:rPr>
-                <w:noProof/>
-                <w:webHidden/>
-              </w:rPr>
-              <w:instrText xml:space="preserve"> PAGEREF _Toc231155708 \h </w:instrText>
-            </w:r>
-            <w:r>
-              <w:rPr>
-                <w:noProof/>
-                <w:webHidden/>
-              </w:rPr>
-            </w:r>
-            <w:r>
-              <w:rPr>
-                <w:noProof/>
-                <w:webHidden/>
-              </w:rPr>
-              <w:fldChar w:fldCharType="separate"/>
-            </w:r>
-            <w:r>
-              <w:rPr>
-                <w:noProof/>
-                <w:webHidden/>
-              </w:rPr>
-              <w:t>19</w:t>
-            </w:r>
-            <w:r>
-              <w:rPr>
-                <w:noProof/>
-                <w:webHidden/>
-              </w:rPr>
-              <w:fldChar w:fldCharType="end"/>
-            </w:r>
-          </w:hyperlink>
-        </w:p>
-        <w:p>
-          <w:pPr>
-            <w:pStyle w:val="22"/>
-            <w:rPr>
-              <w:rFonts w:asciiTheme="minorHAnsi" w:eastAsiaTheme="minorEastAsia" w:hAnsiTheme="minorHAnsi" w:cstheme="minorBidi"/>
-              <w:noProof/>
-              <w:sz w:val="22"/>
-            </w:rPr>
-          </w:pPr>
-          <w:hyperlink w:anchor="_Toc231155709" w:history="1">
-            <w:r>
-              <w:rPr>
-                <w:rStyle w:val="af"/>
-                <w:b/>
-                <w:bCs/>
-                <w:noProof/>
-              </w:rPr>
-              <w:t>3.3 Проектирование модулей оформления продаж, кассовых смен и складского контроля</w:t>
-            </w:r>
-            <w:r>
-              <w:rPr>
-                <w:noProof/>
-                <w:webHidden/>
-              </w:rPr>
-              <w:tab/>
-            </w:r>
-            <w:r>
-              <w:rPr>
-                <w:noProof/>
-                <w:webHidden/>
-              </w:rPr>
-              <w:fldChar w:fldCharType="begin"/>
-            </w:r>
-            <w:r>
-              <w:rPr>
-                <w:noProof/>
-                <w:webHidden/>
-              </w:rPr>
-              <w:instrText xml:space="preserve"> PAGEREF _Toc231155709 \h </w:instrText>
-            </w:r>
-            <w:r>
-              <w:rPr>
-                <w:noProof/>
-                <w:webHidden/>
-              </w:rPr>
-            </w:r>
-            <w:r>
-              <w:rPr>
-                <w:noProof/>
-                <w:webHidden/>
-              </w:rPr>
-              <w:fldChar w:fldCharType="separate"/>
-            </w:r>
-            <w:r>
-              <w:rPr>
-                <w:noProof/>
-                <w:webHidden/>
-              </w:rPr>
-              <w:t>20</w:t>
+              <w:t>46</w:t>
             </w:r>
             <w:r>
               <w:rPr>
@@ -1171,10 +1496,13 @@
             <w:rPr>
               <w:rFonts w:asciiTheme="minorHAnsi" w:eastAsiaTheme="minorEastAsia" w:hAnsiTheme="minorHAnsi" w:cstheme="minorBidi"/>
               <w:noProof/>
-              <w:sz w:val="22"/>
+              <w:kern w:val="2"/>
+              <w:sz w:val="24"/>
+              <w:szCs w:val="24"/>
+              <w14:ligatures w14:val="standardContextual"/>
             </w:rPr>
           </w:pPr>
-          <w:hyperlink w:anchor="_Toc231155710" w:history="1">
+          <w:hyperlink w:anchor="_Toc231637044" w:history="1">
             <w:r>
               <w:rPr>
                 <w:rStyle w:val="af"/>
@@ -1182,7 +1510,7 @@
                 <w:bCs/>
                 <w:noProof/>
               </w:rPr>
-              <w:t>ГЛАВА 4. ОЦЕНКА ЭКОНОМИЧЕСКОЙ ЭФФЕКТИВНОСТИ И РАСЧЕТ ЗАТРАТ</w:t>
+              <w:t>СПИСОК ЛИТЕРАТУРЫ</w:t>
             </w:r>
             <w:r>
               <w:rPr>
@@ -1203,7 +1531,7 @@
                 <w:noProof/>
                 <w:webHidden/>
               </w:rPr>
-              <w:instrText xml:space="preserve"> PAGEREF _Toc231155710 \h </w:instrText>
+              <w:instrText xml:space="preserve"> PAGEREF _Toc231637044 \h </w:instrText>
             </w:r>
             <w:r>
               <w:rPr>
@@ -1223,598 +1551,7 @@
                 <w:noProof/>
                 <w:webHidden/>
               </w:rPr>
-              <w:t>22</w:t>
-            </w:r>
-            <w:r>
-              <w:rPr>
-                <w:noProof/>
-                <w:webHidden/>
-              </w:rPr>
-              <w:fldChar w:fldCharType="end"/>
-            </w:r>
-          </w:hyperlink>
-        </w:p>
-        <w:p>
-          <w:pPr>
-            <w:pStyle w:val="22"/>
-            <w:rPr>
-              <w:rFonts w:asciiTheme="minorHAnsi" w:eastAsiaTheme="minorEastAsia" w:hAnsiTheme="minorHAnsi" w:cstheme="minorBidi"/>
-              <w:noProof/>
-              <w:sz w:val="22"/>
-            </w:rPr>
-          </w:pPr>
-          <w:r>
-            <w:rPr>
-              <w:noProof/>
-            </w:rPr>
-            <mc:AlternateContent>
-              <mc:Choice Requires="wps">
-                <w:drawing>
-                  <wp:anchor distT="0" distB="0" distL="114300" distR="114300" simplePos="0" relativeHeight="251661312" behindDoc="0" locked="0" layoutInCell="1" allowOverlap="1" wp14:anchorId="048FE1F2" wp14:editId="3617447C">
-                    <wp:simplePos x="0" y="0"/>
-                    <wp:positionH relativeFrom="column">
-                      <wp:posOffset>4960961</wp:posOffset>
-                    </wp:positionH>
-                    <wp:positionV relativeFrom="paragraph">
-                      <wp:posOffset>426651</wp:posOffset>
-                    </wp:positionV>
-                    <wp:extent cx="491319" cy="247309"/>
-                    <wp:effectExtent l="0" t="0" r="0" b="635"/>
-                    <wp:wrapNone/>
-                    <wp:docPr id="1426783266" name="Надпись 1426783266"/>
-                    <wp:cNvGraphicFramePr/>
-                    <a:graphic xmlns:a="http://schemas.openxmlformats.org/drawingml/2006/main">
-                      <a:graphicData uri="http://schemas.microsoft.com/office/word/2010/wordprocessingShape">
-                        <wps:wsp>
-                          <wps:cNvSpPr txBox="1"/>
-                          <wps:spPr>
-                            <a:xfrm>
-                              <a:off x="0" y="0"/>
-                              <a:ext cx="491319" cy="247309"/>
-                            </a:xfrm>
-                            <a:prstGeom prst="rect">
-                              <a:avLst/>
-                            </a:prstGeom>
-                            <a:noFill/>
-                            <a:ln w="6350">
-                              <a:noFill/>
-                            </a:ln>
-                          </wps:spPr>
-                          <wps:txbx>
-                            <w:txbxContent>
-                              <w:p>
-                                <w:pPr>
-                                  <w:spacing w:after="0" w:line="240" w:lineRule="auto"/>
-                                  <w:rPr>
-                                    <w:rFonts w:ascii="GOST Type BU" w:hAnsi="GOST Type BU"/>
-                                    <w:i/>
-                                    <w:iCs/>
-                                  </w:rPr>
-                                </w:pPr>
-                                <w:r>
-                                  <w:rPr>
-                                    <w:rFonts w:ascii="GOST Type BU" w:hAnsi="GOST Type BU"/>
-                                    <w:i/>
-                                    <w:iCs/>
-                                  </w:rPr>
-                                  <w:t>4</w:t>
-                                </w:r>
-                              </w:p>
-                            </w:txbxContent>
-                          </wps:txbx>
-                          <wps:bodyPr rot="0" spcFirstLastPara="0" vertOverflow="overflow" horzOverflow="overflow" vert="horz" wrap="square" lIns="91440" tIns="45720" rIns="91440" bIns="45720" numCol="1" spcCol="0" rtlCol="0" fromWordArt="0" anchor="t" anchorCtr="0" forceAA="0" compatLnSpc="1">
-                            <a:prstTxWarp prst="textNoShape">
-                              <a:avLst/>
-                            </a:prstTxWarp>
-                            <a:noAutofit/>
-                          </wps:bodyPr>
-                        </wps:wsp>
-                      </a:graphicData>
-                    </a:graphic>
-                    <wp14:sizeRelV relativeFrom="margin">
-                      <wp14:pctHeight>0</wp14:pctHeight>
-                    </wp14:sizeRelV>
-                  </wp:anchor>
-                </w:drawing>
-              </mc:Choice>
-              <mc:Fallback>
-                <w:pict>
-                  <v:shapetype w14:anchorId="048FE1F2" id="_x0000_t202" coordsize="21600,21600" o:spt="202" path="m,l,21600r21600,l21600,xe">
-                    <v:stroke joinstyle="miter"/>
-                    <v:path gradientshapeok="t" o:connecttype="rect"/>
-                  </v:shapetype>
-                  <v:shape id="Надпись 1426783266" o:spid="_x0000_s1026" type="#_x0000_t202" style="position:absolute;left:0;text-align:left;margin-left:390.65pt;margin-top:33.6pt;width:38.7pt;height:19.45pt;z-index:251661312;visibility:visible;mso-wrap-style:square;mso-height-percent:0;mso-wrap-distance-left:9pt;mso-wrap-distance-top:0;mso-wrap-distance-right:9pt;mso-wrap-distance-bottom:0;mso-position-horizontal:absolute;mso-position-horizontal-relative:text;mso-position-vertical:absolute;mso-position-vertical-relative:text;mso-height-percent:0;mso-height-relative:margin;v-text-anchor:top" o:gfxdata="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" filled="f" stroked="f" strokeweight=".5pt">
-                    <v:textbox>
-                      <w:txbxContent>
-                        <w:p>
-                          <w:pPr>
-                            <w:spacing w:after="0" w:line="240" w:lineRule="auto"/>
-                            <w:rPr>
-                              <w:rFonts w:ascii="GOST Type BU" w:hAnsi="GOST Type BU"/>
-                              <w:i/>
-                              <w:iCs/>
-                            </w:rPr>
-                          </w:pPr>
-                          <w:r>
-                            <w:rPr>
-                              <w:rFonts w:ascii="GOST Type BU" w:hAnsi="GOST Type BU"/>
-                              <w:i/>
-                              <w:iCs/>
-                            </w:rPr>
-                            <w:t>4</w:t>
-                          </w:r>
-                        </w:p>
-                      </w:txbxContent>
-                    </v:textbox>
-                  </v:shape>
-                </w:pict>
-              </mc:Fallback>
-            </mc:AlternateContent>
-          </w:r>
-          <w:hyperlink w:anchor="_Toc231155711" w:history="1">
-            <w:r>
-              <w:rPr>
-                <w:rStyle w:val="af"/>
-                <w:b/>
-                <w:bCs/>
-                <w:noProof/>
-              </w:rPr>
-              <w:t>4.1 Расчет полной стоимости разработки и оценка трудоемкости проекта</w:t>
-            </w:r>
-            <w:r>
-              <w:rPr>
-                <w:noProof/>
-                <w:webHidden/>
-              </w:rPr>
-              <w:tab/>
-            </w:r>
-            <w:r>
-              <w:rPr>
-                <w:noProof/>
-                <w:webHidden/>
-              </w:rPr>
-              <w:fldChar w:fldCharType="begin"/>
-            </w:r>
-            <w:r>
-              <w:rPr>
-                <w:noProof/>
-                <w:webHidden/>
-              </w:rPr>
-              <w:instrText xml:space="preserve"> PAGEREF _Toc231155711 \h </w:instrText>
-            </w:r>
-            <w:r>
-              <w:rPr>
-                <w:noProof/>
-                <w:webHidden/>
-              </w:rPr>
-            </w:r>
-            <w:r>
-              <w:rPr>
-                <w:noProof/>
-                <w:webHidden/>
-              </w:rPr>
-              <w:fldChar w:fldCharType="separate"/>
-            </w:r>
-            <w:r>
-              <w:rPr>
-                <w:noProof/>
-                <w:webHidden/>
-              </w:rPr>
-              <w:t>22</w:t>
-            </w:r>
-            <w:r>
-              <w:rPr>
-                <w:noProof/>
-                <w:webHidden/>
-              </w:rPr>
-              <w:fldChar w:fldCharType="end"/>
-            </w:r>
-          </w:hyperlink>
-        </w:p>
-        <w:p>
-          <w:pPr>
-            <w:pStyle w:val="22"/>
-            <w:rPr>
-              <w:rFonts w:asciiTheme="minorHAnsi" w:eastAsiaTheme="minorEastAsia" w:hAnsiTheme="minorHAnsi" w:cstheme="minorBidi"/>
-              <w:noProof/>
-              <w:sz w:val="22"/>
-            </w:rPr>
-          </w:pPr>
-          <w:hyperlink w:anchor="_Toc231155712" w:history="1">
-            <w:r>
-              <w:rPr>
-                <w:rStyle w:val="af"/>
-                <w:b/>
-                <w:bCs/>
-                <w:noProof/>
-              </w:rPr>
-              <w:t>4.2 Оценка показателей экономической эффективности и сроков окупаемости системы</w:t>
-            </w:r>
-            <w:r>
-              <w:rPr>
-                <w:noProof/>
-                <w:webHidden/>
-              </w:rPr>
-              <w:tab/>
-            </w:r>
-            <w:r>
-              <w:rPr>
-                <w:noProof/>
-                <w:webHidden/>
-              </w:rPr>
-              <w:fldChar w:fldCharType="begin"/>
-            </w:r>
-            <w:r>
-              <w:rPr>
-                <w:noProof/>
-                <w:webHidden/>
-              </w:rPr>
-              <w:instrText xml:space="preserve"> PAGEREF _Toc231155712 \h </w:instrText>
-            </w:r>
-            <w:r>
-              <w:rPr>
-                <w:noProof/>
-                <w:webHidden/>
-              </w:rPr>
-            </w:r>
-            <w:r>
-              <w:rPr>
-                <w:noProof/>
-                <w:webHidden/>
-              </w:rPr>
-              <w:fldChar w:fldCharType="separate"/>
-            </w:r>
-            <w:r>
-              <w:rPr>
-                <w:noProof/>
-                <w:webHidden/>
-              </w:rPr>
-              <w:t>23</w:t>
-            </w:r>
-            <w:r>
-              <w:rPr>
-                <w:noProof/>
-                <w:webHidden/>
-              </w:rPr>
-              <w:fldChar w:fldCharType="end"/>
-            </w:r>
-          </w:hyperlink>
-        </w:p>
-        <w:p>
-          <w:pPr>
-            <w:pStyle w:val="12"/>
-            <w:rPr>
-              <w:rFonts w:asciiTheme="minorHAnsi" w:eastAsiaTheme="minorEastAsia" w:hAnsiTheme="minorHAnsi" w:cstheme="minorBidi"/>
-              <w:noProof/>
-              <w:sz w:val="22"/>
-            </w:rPr>
-          </w:pPr>
-          <w:hyperlink w:anchor="_Toc231155713" w:history="1">
-            <w:r>
-              <w:rPr>
-                <w:rStyle w:val="af"/>
-                <w:b/>
-                <w:bCs/>
-                <w:noProof/>
-              </w:rPr>
-              <w:t>ГЛАВА 5. БЕЗОПАСНОСТЬ ЖИЗНЕДЕЯТЕЛЬНОСТИ И ЭРГОНОМИКА</w:t>
-            </w:r>
-            <w:r>
-              <w:rPr>
-                <w:noProof/>
-                <w:webHidden/>
-              </w:rPr>
-              <w:tab/>
-            </w:r>
-            <w:r>
-              <w:rPr>
-                <w:noProof/>
-                <w:webHidden/>
-              </w:rPr>
-              <w:fldChar w:fldCharType="begin"/>
-            </w:r>
-            <w:r>
-              <w:rPr>
-                <w:noProof/>
-                <w:webHidden/>
-              </w:rPr>
-              <w:instrText xml:space="preserve"> PAGEREF _Toc231155713 \h </w:instrText>
-            </w:r>
-            <w:r>
-              <w:rPr>
-                <w:noProof/>
-                <w:webHidden/>
-              </w:rPr>
-            </w:r>
-            <w:r>
-              <w:rPr>
-                <w:noProof/>
-                <w:webHidden/>
-              </w:rPr>
-              <w:fldChar w:fldCharType="separate"/>
-            </w:r>
-            <w:r>
-              <w:rPr>
-                <w:noProof/>
-                <w:webHidden/>
-              </w:rPr>
-              <w:t>25</w:t>
-            </w:r>
-            <w:r>
-              <w:rPr>
-                <w:noProof/>
-                <w:webHidden/>
-              </w:rPr>
-              <w:fldChar w:fldCharType="end"/>
-            </w:r>
-          </w:hyperlink>
-        </w:p>
-        <w:p>
-          <w:pPr>
-            <w:pStyle w:val="22"/>
-            <w:rPr>
-              <w:rFonts w:asciiTheme="minorHAnsi" w:eastAsiaTheme="minorEastAsia" w:hAnsiTheme="minorHAnsi" w:cstheme="minorBidi"/>
-              <w:noProof/>
-              <w:sz w:val="22"/>
-            </w:rPr>
-          </w:pPr>
-          <w:hyperlink w:anchor="_Toc231155714" w:history="1">
-            <w:r>
-              <w:rPr>
-                <w:rStyle w:val="af"/>
-                <w:b/>
-                <w:bCs/>
-                <w:noProof/>
-              </w:rPr>
-              <w:t>5.1 Анализ опасных и вредных факторов при работе с ЭВМ</w:t>
-            </w:r>
-            <w:r>
-              <w:rPr>
-                <w:noProof/>
-                <w:webHidden/>
-              </w:rPr>
-              <w:tab/>
-            </w:r>
-            <w:r>
-              <w:rPr>
-                <w:noProof/>
-                <w:webHidden/>
-              </w:rPr>
-              <w:fldChar w:fldCharType="begin"/>
-            </w:r>
-            <w:r>
-              <w:rPr>
-                <w:noProof/>
-                <w:webHidden/>
-              </w:rPr>
-              <w:instrText xml:space="preserve"> PAGEREF _Toc231155714 \h </w:instrText>
-            </w:r>
-            <w:r>
-              <w:rPr>
-                <w:noProof/>
-                <w:webHidden/>
-              </w:rPr>
-            </w:r>
-            <w:r>
-              <w:rPr>
-                <w:noProof/>
-                <w:webHidden/>
-              </w:rPr>
-              <w:fldChar w:fldCharType="separate"/>
-            </w:r>
-            <w:r>
-              <w:rPr>
-                <w:noProof/>
-                <w:webHidden/>
-              </w:rPr>
-              <w:t>25</w:t>
-            </w:r>
-            <w:r>
-              <w:rPr>
-                <w:noProof/>
-                <w:webHidden/>
-              </w:rPr>
-              <w:fldChar w:fldCharType="end"/>
-            </w:r>
-          </w:hyperlink>
-        </w:p>
-        <w:p>
-          <w:pPr>
-            <w:pStyle w:val="22"/>
-            <w:rPr>
-              <w:rFonts w:asciiTheme="minorHAnsi" w:eastAsiaTheme="minorEastAsia" w:hAnsiTheme="minorHAnsi" w:cstheme="minorBidi"/>
-              <w:noProof/>
-              <w:sz w:val="22"/>
-            </w:rPr>
-          </w:pPr>
-          <w:hyperlink w:anchor="_Toc231155715" w:history="1">
-            <w:r>
-              <w:rPr>
-                <w:rStyle w:val="af"/>
-                <w:b/>
-                <w:bCs/>
-                <w:noProof/>
-              </w:rPr>
-              <w:t>5.2 Требования к организации рабочего места и микроклимату помещений</w:t>
-            </w:r>
-            <w:r>
-              <w:rPr>
-                <w:noProof/>
-                <w:webHidden/>
-              </w:rPr>
-              <w:tab/>
-            </w:r>
-            <w:r>
-              <w:rPr>
-                <w:noProof/>
-                <w:webHidden/>
-              </w:rPr>
-              <w:fldChar w:fldCharType="begin"/>
-            </w:r>
-            <w:r>
-              <w:rPr>
-                <w:noProof/>
-                <w:webHidden/>
-              </w:rPr>
-              <w:instrText xml:space="preserve"> PAGEREF _Toc231155715 \h </w:instrText>
-            </w:r>
-            <w:r>
-              <w:rPr>
-                <w:noProof/>
-                <w:webHidden/>
-              </w:rPr>
-            </w:r>
-            <w:r>
-              <w:rPr>
-                <w:noProof/>
-                <w:webHidden/>
-              </w:rPr>
-              <w:fldChar w:fldCharType="separate"/>
-            </w:r>
-            <w:r>
-              <w:rPr>
-                <w:noProof/>
-                <w:webHidden/>
-              </w:rPr>
-              <w:t>26</w:t>
-            </w:r>
-            <w:r>
-              <w:rPr>
-                <w:noProof/>
-                <w:webHidden/>
-              </w:rPr>
-              <w:fldChar w:fldCharType="end"/>
-            </w:r>
-          </w:hyperlink>
-        </w:p>
-        <w:p>
-          <w:pPr>
-            <w:pStyle w:val="12"/>
-            <w:rPr>
-              <w:rFonts w:asciiTheme="minorHAnsi" w:eastAsiaTheme="minorEastAsia" w:hAnsiTheme="minorHAnsi" w:cstheme="minorBidi"/>
-              <w:noProof/>
-              <w:sz w:val="22"/>
-            </w:rPr>
-          </w:pPr>
-          <w:hyperlink w:anchor="_Toc231155716" w:history="1">
-            <w:r>
-              <w:rPr>
-                <w:rStyle w:val="af"/>
-                <w:b/>
-                <w:bCs/>
-                <w:noProof/>
-              </w:rPr>
-              <w:t>ЗАКЛЮЧЕНИЕ</w:t>
-            </w:r>
-            <w:r>
-              <w:rPr>
-                <w:noProof/>
-                <w:webHidden/>
-              </w:rPr>
-              <w:tab/>
-            </w:r>
-            <w:r>
-              <w:rPr>
-                <w:noProof/>
-                <w:webHidden/>
-              </w:rPr>
-              <w:fldChar w:fldCharType="begin"/>
-            </w:r>
-            <w:r>
-              <w:rPr>
-                <w:noProof/>
-                <w:webHidden/>
-              </w:rPr>
-              <w:instrText xml:space="preserve"> PAGEREF _Toc231155716 \h </w:instrText>
-            </w:r>
-            <w:r>
-              <w:rPr>
-                <w:noProof/>
-                <w:webHidden/>
-              </w:rPr>
-            </w:r>
-            <w:r>
-              <w:rPr>
-                <w:noProof/>
-                <w:webHidden/>
-              </w:rPr>
-              <w:fldChar w:fldCharType="separate"/>
-            </w:r>
-            <w:r>
-              <w:rPr>
-                <w:noProof/>
-                <w:webHidden/>
-              </w:rPr>
-              <w:t>27</w:t>
-            </w:r>
-            <w:r>
-              <w:rPr>
-                <w:noProof/>
-                <w:webHidden/>
-              </w:rPr>
-              <w:fldChar w:fldCharType="end"/>
-            </w:r>
-          </w:hyperlink>
-        </w:p>
-        <w:p>
-          <w:pPr>
-            <w:pStyle w:val="12"/>
-            <w:rPr>
-              <w:rFonts w:asciiTheme="minorHAnsi" w:eastAsiaTheme="minorEastAsia" w:hAnsiTheme="minorHAnsi" w:cstheme="minorBidi"/>
-              <w:noProof/>
-              <w:sz w:val="22"/>
-            </w:rPr>
-          </w:pPr>
-          <w:hyperlink w:anchor="_Toc231155717" w:history="1">
-            <w:r>
-              <w:rPr>
-                <w:rStyle w:val="af"/>
-                <w:b/>
-                <w:bCs/>
-                <w:noProof/>
-              </w:rPr>
-              <w:t>СПИСОК ЛИТЕРАТУРЫ</w:t>
-            </w:r>
-            <w:r>
-              <w:rPr>
-                <w:noProof/>
-                <w:webHidden/>
-              </w:rPr>
-              <w:tab/>
-            </w:r>
-            <w:r>
-              <w:rPr>
-                <w:noProof/>
-                <w:webHidden/>
-              </w:rPr>
-              <w:fldChar w:fldCharType="begin"/>
-            </w:r>
-            <w:r>
-              <w:rPr>
-                <w:noProof/>
-                <w:webHidden/>
-              </w:rPr>
-              <w:instrText xml:space="preserve"> PAGEREF _Toc231155717 \h </w:instrText>
-            </w:r>
-            <w:r>
-              <w:rPr>
-                <w:noProof/>
-                <w:webHidden/>
-              </w:rPr>
-            </w:r>
-            <w:r>
-              <w:rPr>
-                <w:noProof/>
-                <w:webHidden/>
-              </w:rPr>
-              <w:fldChar w:fldCharType="separate"/>
-            </w:r>
-            <w:r>
-              <w:rPr>
-                <w:noProof/>
-                <w:webHidden/>
-              </w:rPr>
-              <w:t>29</w:t>
+              <w:t>48</w:t>
             </w:r>
             <w:r>
               <w:rPr>
@@ -1982,7 +1719,7 @@
         <w:spacing w:before="0" w:after="0"/>
       </w:pPr>
       <w:bookmarkStart w:id="0" w:name="_Toc201408110"/>
-      <w:bookmarkStart w:id="1" w:name="_Toc231155696"/>
+      <w:bookmarkStart w:id="1" w:name="_Toc231637026"/>
       <w:r>
         <w:lastRenderedPageBreak/>
         <w:t>ВВЕДЕНИЕ</w:t>
@@ -2272,8 +2009,8 @@
           <w:szCs w:val="24"/>
         </w:rPr>
       </w:pPr>
-      <w:bookmarkStart w:id="2" w:name="_Toc231155697"/>
-      <w:bookmarkStart w:id="3" w:name="_Toc201408111"/>
+      <w:bookmarkStart w:id="2" w:name="_Toc201408111"/>
+      <w:bookmarkStart w:id="3" w:name="_Toc231637027"/>
       <w:r>
         <w:lastRenderedPageBreak/>
         <w:t>1. ТЕОРЕТИКО-АНАЛИТИЧЕСКИЕ ОСНОВЫ</w:t>
@@ -2284,11 +2021,11 @@
       <w:r>
         <w:t>АВТОМАТИЗАЦИИ ТОРГОВОЙ ДЕЯТЕЛЬНОСТИ</w:t>
       </w:r>
+      <w:bookmarkEnd w:id="3"/>
+      <w:r>
+        <w:t xml:space="preserve"> </w:t>
+      </w:r>
       <w:bookmarkEnd w:id="2"/>
-      <w:r>
-        <w:t xml:space="preserve"> </w:t>
-      </w:r>
-      <w:bookmarkEnd w:id="3"/>
     </w:p>
     <w:p>
       <w:pPr>
@@ -2298,7 +2035,7 @@
         <w:jc w:val="center"/>
         <w:outlineLvl w:val="1"/>
       </w:pPr>
-      <w:bookmarkStart w:id="4" w:name="_Toc231155698"/>
+      <w:bookmarkStart w:id="4" w:name="_Toc231637028"/>
       <w:r>
         <w:rPr>
           <w:b/>
@@ -2402,7 +2139,7 @@
         <w:jc w:val="center"/>
         <w:outlineLvl w:val="1"/>
       </w:pPr>
-      <w:bookmarkStart w:id="5" w:name="_Toc231155699"/>
+      <w:bookmarkStart w:id="5" w:name="_Toc231637029"/>
       <w:r>
         <w:rPr>
           <w:b/>
@@ -2672,7 +2409,7 @@
           <w:bCs/>
         </w:rPr>
       </w:pPr>
-      <w:bookmarkStart w:id="6" w:name="_Toc231155700"/>
+      <w:bookmarkStart w:id="6" w:name="_Toc231637030"/>
       <w:r>
         <w:rPr>
           <w:b/>
@@ -2865,7 +2602,7 @@
           <w:bCs/>
         </w:rPr>
       </w:pPr>
-      <w:bookmarkStart w:id="7" w:name="_Toc231155701"/>
+      <w:bookmarkStart w:id="7" w:name="_Toc231637031"/>
       <w:r>
         <w:rPr>
           <w:b/>
@@ -2902,7 +2639,7 @@
           <w:bCs/>
         </w:rPr>
       </w:pPr>
-      <w:bookmarkStart w:id="8" w:name="_Toc231155702"/>
+      <w:bookmarkStart w:id="8" w:name="_Toc231637032"/>
       <w:r>
         <w:rPr>
           <w:b/>
@@ -3768,7 +3505,7 @@
         <w:jc w:val="center"/>
         <w:outlineLvl w:val="1"/>
       </w:pPr>
-      <w:bookmarkStart w:id="9" w:name="_Toc231155703"/>
+      <w:bookmarkStart w:id="9" w:name="_Toc231637033"/>
       <w:r>
         <w:rPr>
           <w:b/>
@@ -4067,7 +3804,7 @@
           <w:bCs/>
         </w:rPr>
       </w:pPr>
-      <w:bookmarkStart w:id="10" w:name="_Toc231155704"/>
+      <w:bookmarkStart w:id="10" w:name="_Toc231637034"/>
       <w:r>
         <w:rPr>
           <w:b/>
@@ -4161,7 +3898,7 @@
           <w:bCs/>
         </w:rPr>
       </w:pPr>
-      <w:bookmarkStart w:id="11" w:name="_Toc231155707"/>
+      <w:bookmarkStart w:id="11" w:name="_Toc231637035"/>
       <w:r>
         <w:rPr>
           <w:b/>
@@ -4329,7 +4066,7 @@
           <w:bCs/>
         </w:rPr>
       </w:pPr>
-      <w:bookmarkStart w:id="12" w:name="_Toc231155708"/>
+      <w:bookmarkStart w:id="12" w:name="_Toc231637036"/>
       <w:r>
         <w:rPr>
           <w:b/>
@@ -4667,7 +4404,7 @@
           <w:bCs/>
         </w:rPr>
       </w:pPr>
-      <w:bookmarkStart w:id="13" w:name="_Toc231155709"/>
+      <w:bookmarkStart w:id="13" w:name="_Toc231637037"/>
       <w:r>
         <w:rPr>
           <w:b/>
@@ -4696,8 +4433,8 @@
         </w:rPr>
         <w:t xml:space="preserve"> Проектирование модулей оформления продаж, кассовых смен и складского контроля</w:t>
       </w:r>
-    </w:p>
-    <w:bookmarkEnd w:id="13"/>
+      <w:bookmarkEnd w:id="13"/>
+    </w:p>
     <w:p>
       <w:pPr>
         <w:pStyle w:val="10"/>
@@ -4793,6 +4530,7 @@
           <w:bCs/>
         </w:rPr>
       </w:pPr>
+      <w:bookmarkStart w:id="14" w:name="_Toc231637038"/>
       <w:r>
         <w:rPr>
           <w:b/>
@@ -4828,6 +4566,7 @@
         </w:rPr>
         <w:t>Обеспечение безопасности данных и разграничение прав доступа пользователей</w:t>
       </w:r>
+      <w:bookmarkEnd w:id="14"/>
     </w:p>
     <w:p>
       <w:pPr>
@@ -5934,6 +5673,7 @@
           <w:szCs w:val="28"/>
         </w:rPr>
       </w:pPr>
+      <w:bookmarkStart w:id="15" w:name="_Toc231637039"/>
       <w:r>
         <w:rPr>
           <w:color w:val="auto"/>
@@ -5942,6 +5682,7 @@
         <w:lastRenderedPageBreak/>
         <w:t>3. ЭКОНОМИЧЕСКОЕ ОБОСНОВАНИЕ РАЗРАБОТКИ</w:t>
       </w:r>
+      <w:bookmarkEnd w:id="15"/>
     </w:p>
     <w:p>
       <w:pPr>
@@ -5972,9 +5713,11 @@
         </w:numPr>
         <w:spacing w:before="120" w:after="120"/>
       </w:pPr>
+      <w:bookmarkStart w:id="16" w:name="_Toc231637040"/>
       <w:r>
         <w:t>3.1 Состав и время выполнения работ</w:t>
       </w:r>
+      <w:bookmarkEnd w:id="16"/>
     </w:p>
     <w:p>
       <w:pPr>
@@ -6790,9 +6533,11 @@
         </w:numPr>
         <w:spacing w:before="120" w:after="120"/>
       </w:pPr>
+      <w:bookmarkStart w:id="17" w:name="_Toc231637041"/>
       <w:r>
         <w:t>3.2 Расчет себестоимости разработки</w:t>
       </w:r>
+      <w:bookmarkEnd w:id="17"/>
     </w:p>
     <w:p>
       <w:pPr>
@@ -9477,8 +9222,9 @@
           <w:szCs w:val="28"/>
         </w:rPr>
       </w:pPr>
-      <w:bookmarkStart w:id="14" w:name="_Toc167719188"/>
-      <w:bookmarkStart w:id="15" w:name="_Toc201014882"/>
+      <w:bookmarkStart w:id="18" w:name="_Toc167719188"/>
+      <w:bookmarkStart w:id="19" w:name="_Toc201014882"/>
+      <w:bookmarkStart w:id="20" w:name="_Toc231637042"/>
       <w:r>
         <w:rPr>
           <w:bCs/>
@@ -9488,8 +9234,9 @@
         <w:lastRenderedPageBreak/>
         <w:t>4. ПРАВИЛА И НОРМЫ ТЕХНИКИ БЕЗОПАСТНОСТИ ПРИ РАБОТЕ С ВЫЧИСЛИТЕЛЬНОЙ ТЕХНИКОЙ</w:t>
       </w:r>
-      <w:bookmarkEnd w:id="14"/>
-      <w:bookmarkEnd w:id="15"/>
+      <w:bookmarkEnd w:id="18"/>
+      <w:bookmarkEnd w:id="19"/>
+      <w:bookmarkEnd w:id="20"/>
     </w:p>
     <w:p>
       <w:pPr>
@@ -9526,8 +9273,8 @@
           <w:szCs w:val="28"/>
         </w:rPr>
       </w:pPr>
-      <w:bookmarkStart w:id="16" w:name="_147n2zr" w:colFirst="0" w:colLast="0"/>
-      <w:bookmarkEnd w:id="16"/>
+      <w:bookmarkStart w:id="21" w:name="_147n2zr" w:colFirst="0" w:colLast="0"/>
+      <w:bookmarkEnd w:id="21"/>
       <w:r>
         <w:rPr>
           <w:rFonts w:ascii="Times New Roman" w:eastAsia="Times New Roman" w:hAnsi="Times New Roman" w:cs="Times New Roman"/>
@@ -9591,8 +9338,8 @@
           <w:szCs w:val="28"/>
         </w:rPr>
       </w:pPr>
-      <w:bookmarkStart w:id="17" w:name="_3o7alnk" w:colFirst="0" w:colLast="0"/>
-      <w:bookmarkEnd w:id="17"/>
+      <w:bookmarkStart w:id="22" w:name="_3o7alnk" w:colFirst="0" w:colLast="0"/>
+      <w:bookmarkEnd w:id="22"/>
       <w:r>
         <w:rPr>
           <w:rFonts w:ascii="Times New Roman" w:eastAsia="Times New Roman" w:hAnsi="Times New Roman" w:cs="Times New Roman"/>
@@ -9812,8 +9559,8 @@
           <w:szCs w:val="28"/>
         </w:rPr>
       </w:pPr>
-      <w:bookmarkStart w:id="18" w:name="_23ckvvd" w:colFirst="0" w:colLast="0"/>
-      <w:bookmarkEnd w:id="18"/>
+      <w:bookmarkStart w:id="23" w:name="_23ckvvd" w:colFirst="0" w:colLast="0"/>
+      <w:bookmarkEnd w:id="23"/>
       <w:r>
         <w:rPr>
           <w:rFonts w:ascii="Times New Roman" w:eastAsia="Times New Roman" w:hAnsi="Times New Roman" w:cs="Times New Roman"/>
@@ -9868,8 +9615,8 @@
           <w:szCs w:val="28"/>
         </w:rPr>
       </w:pPr>
-      <w:bookmarkStart w:id="19" w:name="_ihv636" w:colFirst="0" w:colLast="0"/>
-      <w:bookmarkEnd w:id="19"/>
+      <w:bookmarkStart w:id="24" w:name="_ihv636" w:colFirst="0" w:colLast="0"/>
+      <w:bookmarkEnd w:id="24"/>
       <w:r>
         <w:rPr>
           <w:rFonts w:ascii="Times New Roman" w:eastAsia="Times New Roman" w:hAnsi="Times New Roman" w:cs="Times New Roman"/>
@@ -10380,8 +10127,8 @@
           <w:szCs w:val="28"/>
         </w:rPr>
       </w:pPr>
-      <w:bookmarkStart w:id="20" w:name="_32hioqz" w:colFirst="0" w:colLast="0"/>
-      <w:bookmarkEnd w:id="20"/>
+      <w:bookmarkStart w:id="25" w:name="_32hioqz" w:colFirst="0" w:colLast="0"/>
+      <w:bookmarkEnd w:id="25"/>
       <w:r>
         <w:rPr>
           <w:rFonts w:ascii="Times New Roman" w:eastAsia="Times New Roman" w:hAnsi="Times New Roman" w:cs="Times New Roman"/>
@@ -10412,8 +10159,8 @@
           <w:szCs w:val="28"/>
         </w:rPr>
       </w:pPr>
-      <w:bookmarkStart w:id="21" w:name="_1hmsyys" w:colFirst="0" w:colLast="0"/>
-      <w:bookmarkEnd w:id="21"/>
+      <w:bookmarkStart w:id="26" w:name="_1hmsyys" w:colFirst="0" w:colLast="0"/>
+      <w:bookmarkEnd w:id="26"/>
       <w:r>
         <w:rPr>
           <w:rFonts w:ascii="Times New Roman" w:eastAsia="Times New Roman" w:hAnsi="Times New Roman" w:cs="Times New Roman"/>
@@ -11422,8 +11169,8 @@
           <w:szCs w:val="28"/>
         </w:rPr>
       </w:pPr>
-      <w:bookmarkStart w:id="22" w:name="_41mghml" w:colFirst="0" w:colLast="0"/>
-      <w:bookmarkEnd w:id="22"/>
+      <w:bookmarkStart w:id="27" w:name="_41mghml" w:colFirst="0" w:colLast="0"/>
+      <w:bookmarkEnd w:id="27"/>
       <w:r>
         <w:rPr>
           <w:rFonts w:ascii="Times New Roman" w:eastAsia="Times New Roman" w:hAnsi="Times New Roman" w:cs="Times New Roman"/>
@@ -11707,8 +11454,8 @@
           <w:szCs w:val="28"/>
         </w:rPr>
       </w:pPr>
-      <w:bookmarkStart w:id="23" w:name="_2grqrue" w:colFirst="0" w:colLast="0"/>
-      <w:bookmarkEnd w:id="23"/>
+      <w:bookmarkStart w:id="28" w:name="_2grqrue" w:colFirst="0" w:colLast="0"/>
+      <w:bookmarkEnd w:id="28"/>
       <w:r>
         <w:rPr>
           <w:rFonts w:ascii="Times New Roman" w:eastAsia="Times New Roman" w:hAnsi="Times New Roman" w:cs="Times New Roman"/>
@@ -12059,8 +11806,7 @@
           <w:szCs w:val="28"/>
         </w:rPr>
       </w:pPr>
-      <w:bookmarkStart w:id="24" w:name="_Toc231155112"/>
-      <w:bookmarkStart w:id="25" w:name="_Toc231155716"/>
+      <w:bookmarkStart w:id="29" w:name="_Toc231155112"/>
       <w:r>
         <w:rPr>
           <w:b/>
@@ -12080,6 +11826,7 @@
           <w:bCs/>
         </w:rPr>
       </w:pPr>
+      <w:bookmarkStart w:id="30" w:name="_Toc231637043"/>
       <w:r>
         <w:rPr>
           <w:b/>
@@ -12088,8 +11835,8 @@
         <w:lastRenderedPageBreak/>
         <w:t>ЗАКЛЮЧЕНИЕ</w:t>
       </w:r>
-      <w:bookmarkEnd w:id="24"/>
-      <w:bookmarkEnd w:id="25"/>
+      <w:bookmarkEnd w:id="29"/>
+      <w:bookmarkEnd w:id="30"/>
     </w:p>
     <w:p>
       <w:pPr>
@@ -12174,8 +11921,8 @@
           <w:bCs/>
         </w:rPr>
       </w:pPr>
-      <w:bookmarkStart w:id="26" w:name="_Toc231155113"/>
-      <w:bookmarkStart w:id="27" w:name="_Toc231155717"/>
+      <w:bookmarkStart w:id="31" w:name="_Toc231155113"/>
+      <w:bookmarkStart w:id="32" w:name="_Toc231637044"/>
       <w:r>
         <w:rPr>
           <w:b/>
@@ -12184,8 +11931,8 @@
         <w:lastRenderedPageBreak/>
         <w:t>СПИСОК ЛИТЕРАТУРЫ</w:t>
       </w:r>
-      <w:bookmarkEnd w:id="26"/>
-      <w:bookmarkEnd w:id="27"/>
+      <w:bookmarkEnd w:id="31"/>
+      <w:bookmarkEnd w:id="32"/>
     </w:p>
     <w:p>
       <w:pPr>
@@ -21869,28 +21616,28 @@
 </file>
 
 <file path=customXml/item1.xml><?xml version="1.0" encoding="utf-8"?>
-<b:Sources xmlns:b="http://schemas.openxmlformats.org/officeDocument/2006/bibliography" xmlns="http://schemas.openxmlformats.org/officeDocument/2006/bibliography" SelectedStyle="\APASixthEditionOfficeOnline.xsl" StyleName="APA" Version="6"/>
-</file>
-
-<file path=customXml/item2.xml><?xml version="1.0" encoding="utf-8"?>
 <go:gDocsCustomXmlDataStorage xmlns:go="http://customooxmlschemas.google.com/" xmlns:r="http://schemas.openxmlformats.org/officeDocument/2006/relationships" uri="GoogleDocsCustomDataVersion1">
   <go:docsCustomData xmlns:go="http://customooxmlschemas.google.com/" roundtripDataSignature="AMtx7mgcn81O67Vw3w2HJIOXZI7nAI7ZGA==">AMUW2mUfn5/dgW16Cyh5wm+xfzrACtFa8vUQgzKHj/awAzcIUtTpSD0wDlj265x+X7bTvXNAaPlZN/BCY3gcFfmEpv4eY4Jt2R+j3+Tgnb3URkwhOBPPL4ZQiMdZdl3fhCZF/4Bvne3N</go:docsCustomData>
 </go:gDocsCustomXmlDataStorage>
 </file>
 
-<file path=customXml/itemProps1.xml><?xml version="1.0" encoding="utf-8"?>
-<ds:datastoreItem xmlns:ds="http://schemas.openxmlformats.org/officeDocument/2006/customXml" ds:itemID="{FCE91C7F-4A6B-486C-B600-E4F36408604C}">
-  <ds:schemaRefs>
-    <ds:schemaRef ds:uri="http://schemas.openxmlformats.org/officeDocument/2006/bibliography"/>
-  </ds:schemaRefs>
-</ds:datastoreItem>
+<file path=customXml/item2.xml><?xml version="1.0" encoding="utf-8"?>
+<b:Sources xmlns:b="http://schemas.openxmlformats.org/officeDocument/2006/bibliography" xmlns="http://schemas.openxmlformats.org/officeDocument/2006/bibliography" SelectedStyle="\APASixthEditionOfficeOnline.xsl" StyleName="APA" Version="6"/>
 </file>
 
-<file path=customXml/itemProps2.xml><?xml version="1.0" encoding="utf-8"?>
+<file path=customXml/itemProps1.xml><?xml version="1.0" encoding="utf-8"?>
 <ds:datastoreItem xmlns:ds="http://schemas.openxmlformats.org/officeDocument/2006/customXml" ds:itemID="{11111111-1234-1234-1234-123412341234}">
   <ds:schemaRefs>
     <ds:schemaRef ds:uri="http://customooxmlschemas.google.com/"/>
     <ds:schemaRef ds:uri="http://schemas.openxmlformats.org/officeDocument/2006/relationships"/>
   </ds:schemaRefs>
 </ds:datastoreItem>
+</file>
+
+<file path=customXml/itemProps2.xml><?xml version="1.0" encoding="utf-8"?>
+<ds:datastoreItem xmlns:ds="http://schemas.openxmlformats.org/officeDocument/2006/customXml" ds:itemID="{FCE91C7F-4A6B-486C-B600-E4F36408604C}">
+  <ds:schemaRefs>
+    <ds:schemaRef ds:uri="http://schemas.openxmlformats.org/officeDocument/2006/bibliography"/>
+  </ds:schemaRefs>
+</ds:datastoreItem>
 </file>